--- a/downloads/documents/04 Units/Unit 05 - Apparel and Textile Production and Design - Make It, Mend It, Wear It/Lesson 05.12 - Comparing the Same Item Across Stores Secondhand and Online.docx
+++ b/downloads/documents/04 Units/Unit 05 - Apparel and Textile Production and Design - Make It, Mend It, Wear It/Lesson 05.12 - Comparing the Same Item Across Stores Secondhand and Online.docx
@@ -377,7 +377,7 @@
         <w:t xml:space="preserve"> </w:t>
       </w:r>
       <w:r>
-        <w:t xml:space="preserve">for Turkish, Portuguese, and Spanish.</w:t>
+        <w:t xml:space="preserve">for Spanish.</w:t>
       </w:r>
     </w:p>
     <w:p>
@@ -1216,7 +1216,7 @@
         <w:pStyle w:val="Compact"/>
       </w:pPr>
       <w:r>
-        <w:t xml:space="preserve">ELL: the four vendor types are on the wall with a picture each (a big-box aisle, a mall storefront, a thrift rack, a phone screen with a listing); the handout’s inspection table is a checkbox grid so a student can record a result without writing a sentence; the Turkish, Portuguese, and Spanish words for price, quality, shipping, return, and size are on the handout word bank and in</w:t>
+        <w:t xml:space="preserve">ELL: the four vendor types are on the wall with a picture each (a big-box aisle, a mall storefront, a thrift rack, a phone screen with a listing); the handout’s inspection table is a checkbox grid so a student can record a result without writing a sentence; the Spanish words for price, quality, shipping, return, and size are on the handout word bank and in</w:t>
       </w:r>
       <w:r>
         <w:t xml:space="preserve"> </w:t>

--- a/downloads/documents/04 Units/Unit 05 - Apparel and Textile Production and Design - Make It, Mend It, Wear It/Lesson 05.12 - Comparing the Same Item Across Stores Secondhand and Online.docx
+++ b/downloads/documents/04 Units/Unit 05 - Apparel and Textile Production and Design - Make It, Mend It, Wear It/Lesson 05.12 - Comparing the Same Item Across Stores Secondhand and Online.docx
@@ -511,11 +511,69 @@
       <w:pPr>
         <w:pStyle w:val="Heading2"/>
       </w:pPr>
-      <w:bookmarkStart w:id="27" w:name="procedure"/>
+      <w:bookmarkStart w:id="27" w:name="do-now-and-hook-time-4-min"/>
+      <w:r>
+        <w:t xml:space="preserve">Do now and hook (Time: 4 min)</w:t>
+      </w:r>
+      <w:bookmarkEnd w:id="27"/>
+    </w:p>
+    <w:p>
+      <w:pPr>
+        <w:pStyle w:val="FirstParagraph"/>
+      </w:pPr>
+      <w:r>
+        <w:t xml:space="preserve">Slide 1. On the board:</w:t>
+      </w:r>
+      <w:r>
+        <w:t xml:space="preserve"> </w:t>
+      </w:r>
+      <w:r>
+        <w:t xml:space="preserve">“</w:t>
+      </w:r>
+      <w:r>
+        <w:t xml:space="preserve">Four sweatshirts are on the table. Write what you think each one cost, A to D. Then circle the one you would buy.</w:t>
+      </w:r>
+      <w:r>
+        <w:t xml:space="preserve">”</w:t>
+      </w:r>
+    </w:p>
+    <w:p>
+      <w:pPr>
+        <w:pStyle w:val="BodyText"/>
+      </w:pPr>
+      <w:r>
+        <w:t xml:space="preserve">Ninety seconds of writing. Take three guesses out loud and write the spread on the board. This is the pre-assessment; keep the spread up, because the reveal in Step 4 comes back to it.</w:t>
+      </w:r>
+    </w:p>
+    <w:p>
+      <w:pPr>
+        <w:pStyle w:val="BodyText"/>
+      </w:pPr>
+      <w:r>
+        <w:t xml:space="preserve">Hook:</w:t>
+      </w:r>
+      <w:r>
+        <w:t xml:space="preserve"> </w:t>
+      </w:r>
+      <w:r>
+        <w:t xml:space="preserve">“</w:t>
+      </w:r>
+      <w:r>
+        <w:t xml:space="preserve">One of these cost four dollars more than another and will last three times as long. Nobody can tell me which one by looking at it from here.</w:t>
+      </w:r>
+      <w:r>
+        <w:t xml:space="preserve">”</w:t>
+      </w:r>
+    </w:p>
+    <w:p>
+      <w:pPr>
+        <w:pStyle w:val="Heading2"/>
+      </w:pPr>
+      <w:bookmarkStart w:id="28" w:name="procedure"/>
       <w:r>
         <w:t xml:space="preserve">Procedure</w:t>
       </w:r>
-      <w:bookmarkEnd w:id="27"/>
+      <w:bookmarkEnd w:id="28"/>
     </w:p>
     <w:p>
       <w:pPr>
@@ -632,37 +690,7 @@
               <w:jc w:val="left"/>
             </w:pPr>
             <w:r>
-              <w:t xml:space="preserve">Slide 1. On the board:</w:t>
-            </w:r>
-            <w:r>
-              <w:t xml:space="preserve"> </w:t>
-            </w:r>
-            <w:r>
-              <w:t xml:space="preserve">“</w:t>
-            </w:r>
-            <w:r>
-              <w:t xml:space="preserve">Four sweatshirts are on the table. Write what you think each one cost, A to D. Then circle the one you would buy.</w:t>
-            </w:r>
-            <w:r>
-              <w:t xml:space="preserve">”</w:t>
-            </w:r>
-            <w:r>
-              <w:t xml:space="preserve"> </w:t>
-            </w:r>
-            <w:r>
-              <w:t xml:space="preserve">Ninety seconds of writing, then take three guesses out loud and write the spread on the board. Hook:</w:t>
-            </w:r>
-            <w:r>
-              <w:t xml:space="preserve"> </w:t>
-            </w:r>
-            <w:r>
-              <w:t xml:space="preserve">“</w:t>
-            </w:r>
-            <w:r>
-              <w:t xml:space="preserve">One of these cost four dollars more than another and will last three times as long. Nobody can tell me which one by looking at it from here.</w:t>
-            </w:r>
-            <w:r>
-              <w:t xml:space="preserve">”</w:t>
+              <w:t xml:space="preserve">Slide 1. Run the do now and hook above.</w:t>
             </w:r>
           </w:p>
         </w:tc>
@@ -944,11 +972,11 @@
       <w:pPr>
         <w:pStyle w:val="Heading2"/>
       </w:pPr>
-      <w:bookmarkStart w:id="28" w:name="questions-to-ask"/>
+      <w:bookmarkStart w:id="29" w:name="questions-to-ask"/>
       <w:r>
         <w:t xml:space="preserve">Questions to ask</w:t>
       </w:r>
-      <w:bookmarkEnd w:id="28"/>
+      <w:bookmarkEnd w:id="29"/>
     </w:p>
     <w:p>
       <w:pPr>
@@ -1066,11 +1094,11 @@
       <w:pPr>
         <w:pStyle w:val="Heading2"/>
       </w:pPr>
-      <w:bookmarkStart w:id="29" w:name="check-for-understanding"/>
+      <w:bookmarkStart w:id="30" w:name="check-for-understanding"/>
       <w:r>
         <w:t xml:space="preserve">Check for understanding</w:t>
       </w:r>
-      <w:bookmarkEnd w:id="29"/>
+      <w:bookmarkEnd w:id="30"/>
     </w:p>
     <w:p>
       <w:pPr>
@@ -1132,11 +1160,11 @@
       <w:pPr>
         <w:pStyle w:val="Heading2"/>
       </w:pPr>
-      <w:bookmarkStart w:id="30" w:name="closure-time-3-min"/>
+      <w:bookmarkStart w:id="31" w:name="closure-time-3-min"/>
       <w:r>
         <w:t xml:space="preserve">Closure (Time: 3 min)</w:t>
       </w:r>
-      <w:bookmarkEnd w:id="30"/>
+      <w:bookmarkEnd w:id="31"/>
     </w:p>
     <w:p>
       <w:pPr>
@@ -1201,11 +1229,11 @@
       <w:pPr>
         <w:pStyle w:val="Heading2"/>
       </w:pPr>
-      <w:bookmarkStart w:id="31" w:name="differentiation-and-supports"/>
+      <w:bookmarkStart w:id="32" w:name="differentiation-and-supports"/>
       <w:r>
         <w:t xml:space="preserve">Differentiation and supports</w:t>
       </w:r>
-      <w:bookmarkEnd w:id="31"/>
+      <w:bookmarkEnd w:id="32"/>
     </w:p>
     <w:p>
       <w:pPr>
@@ -1330,11 +1358,11 @@
       <w:pPr>
         <w:pStyle w:val="Heading2"/>
       </w:pPr>
-      <w:bookmarkStart w:id="32" w:name="assessment"/>
+      <w:bookmarkStart w:id="33" w:name="assessment"/>
       <w:r>
         <w:t xml:space="preserve">Assessment</w:t>
       </w:r>
-      <w:bookmarkEnd w:id="32"/>
+      <w:bookmarkEnd w:id="33"/>
     </w:p>
     <w:tbl>
       <w:tblPr>
@@ -1584,11 +1612,11 @@
       <w:pPr>
         <w:pStyle w:val="Heading2"/>
       </w:pPr>
-      <w:bookmarkStart w:id="33" w:name="homework"/>
+      <w:bookmarkStart w:id="34" w:name="homework"/>
       <w:r>
         <w:t xml:space="preserve">Homework</w:t>
       </w:r>
-      <w:bookmarkEnd w:id="33"/>
+      <w:bookmarkEnd w:id="34"/>
     </w:p>
     <w:p>
       <w:pPr>
@@ -1602,11 +1630,11 @@
       <w:pPr>
         <w:pStyle w:val="Heading2"/>
       </w:pPr>
-      <w:bookmarkStart w:id="34" w:name="connections"/>
+      <w:bookmarkStart w:id="35" w:name="connections"/>
       <w:r>
         <w:t xml:space="preserve">Connections</w:t>
       </w:r>
-      <w:bookmarkEnd w:id="34"/>
+      <w:bookmarkEnd w:id="35"/>
     </w:p>
     <w:p>
       <w:pPr>
@@ -1632,11 +1660,11 @@
       <w:pPr>
         <w:pStyle w:val="Heading2"/>
       </w:pPr>
-      <w:bookmarkStart w:id="35" w:name="sources"/>
+      <w:bookmarkStart w:id="36" w:name="sources"/>
       <w:r>
         <w:t xml:space="preserve">Sources</w:t>
       </w:r>
-      <w:bookmarkEnd w:id="35"/>
+      <w:bookmarkEnd w:id="36"/>
     </w:p>
     <w:p>
       <w:pPr>
@@ -1771,11 +1799,11 @@
       <w:pPr>
         <w:pStyle w:val="Heading2"/>
       </w:pPr>
-      <w:bookmarkStart w:id="36" w:name="teacher-notes"/>
+      <w:bookmarkStart w:id="37" w:name="teacher-notes"/>
       <w:r>
         <w:t xml:space="preserve">Teacher notes</w:t>
       </w:r>
-      <w:bookmarkEnd w:id="36"/>
+      <w:bookmarkEnd w:id="37"/>
     </w:p>
     <w:p>
       <w:pPr>
@@ -1840,7 +1868,7 @@
     <w:sectPr>
       <w:headerReference w:type="default" r:id="rId9"/>
       <w:pgSz w:w="12240" w:h="15840"/>
-      <w:pgMar w:top="1440" w:bottom="1440" w:left="1440" w:right="1440" w:header="504"/>
+      <w:pgMar w:top="1296" w:bottom="1296" w:left="1296" w:right="1296" w:header="504"/>
     </w:sectPr>
   </w:body>
 </w:document>

--- a/downloads/documents/04 Units/Unit 05 - Apparel and Textile Production and Design - Make It, Mend It, Wear It/Lesson 05.12 - Comparing the Same Item Across Stores Secondhand and Online.docx
+++ b/downloads/documents/04 Units/Unit 05 - Apparel and Textile Production and Design - Make It, Mend It, Wear It/Lesson 05.12 - Comparing the Same Item Across Stores Secondhand and Online.docx
@@ -1031,7 +1031,7 @@
         <w:pStyle w:val="Compact"/>
       </w:pPr>
       <w:r>
-        <w:t xml:space="preserve">Which of the eight items cannot work for your buyer at all? Say the reason out loud.</w:t>
+        <w:t xml:space="preserve">Which of the four garments cannot work for your buyer at all? Say the reason out loud.</w:t>
       </w:r>
     </w:p>
     <w:p>
@@ -1256,7 +1256,7 @@
         <w:t xml:space="preserve">Vocabulary 05.md</w:t>
       </w:r>
       <w:r>
-        <w:t xml:space="preserve">; sentence frames on the poster template: "We recommend item ___ for ___ because</w:t>
+        <w:t xml:space="preserve">; sentence frames for the five-line defense on the board: "I recommend item ___ for ___ because</w:t>
       </w:r>
       <w:r>
         <w:t xml:space="preserve"> </w:t>
@@ -1291,7 +1291,7 @@
         <w:pStyle w:val="Compact"/>
       </w:pPr>
       <w:r>
-        <w:t xml:space="preserve">IEP and 504 (general): work in a station of about seven so no one records alone; the eight-item sheet is also printed as four items for any student who needs a shorter field, with a note that the reduced set is still scored the same way; extended time to finish the inspection table in the first five minutes of Lesson 5.13; a calculator for every student, not just one per pair; a student who does not speak in the defense may point to the line on the poster while a station partner reads it.</w:t>
+        <w:t xml:space="preserve">IEP and 504 (general): work in a station of about seven so no one records alone; the buyer choice runs on four garments, so the field is already short; a student who needs it shorter chooses between two garments, the same as the grade 6 support, and is scored the same way; extended time to finish the inspection table in the first five minutes of Lesson 5.13; a calculator for every student, not just one per pair; a student who cannot get the defense onto paper dictates the five lines to a station partner or to me and signs them.</w:t>
       </w:r>
     </w:p>
     <w:p>
@@ -1339,7 +1339,7 @@
         <w:pStyle w:val="Compact"/>
       </w:pPr>
       <w:r>
-        <w:t xml:space="preserve">UDL checkpoint used: multiple means of representation (the garment in hand, the slide photo, and the spec sheet all say the same thing three ways) and multiple means of action and expression (a poster, a spoken defense, or pointing while a partner reads all count as the defense).</w:t>
+        <w:t xml:space="preserve">UDL checkpoint used: multiple means of representation (the garment in hand, the slide photo, and the spec sheet all say the same thing three ways) and multiple means of action and expression (the five lines written by the student, dictated to a partner, or said to me at the table all count as the defense).</w:t>
       </w:r>
     </w:p>
     <w:p>
@@ -1479,7 +1479,7 @@
               <w:jc w:val="left"/>
             </w:pPr>
             <w:r>
-              <w:t xml:space="preserve">The four-box chart, Day 1 Step 1</w:t>
+              <w:t xml:space="preserve">The four-box chart, Step 1</w:t>
             </w:r>
           </w:p>
         </w:tc>
@@ -1525,7 +1525,7 @@
               <w:jc w:val="left"/>
             </w:pPr>
             <w:r>
-              <w:t xml:space="preserve">Station inspection, Day 1 Step 2</w:t>
+              <w:t xml:space="preserve">Station inspection, Step 2</w:t>
             </w:r>
           </w:p>
         </w:tc>
